--- a/Core java/java.docx
+++ b/Core java/java.docx
@@ -19,15 +19,7 @@
     </w:p>
     <w:p>
       <w:r>
-        <w:t xml:space="preserve"> but like c lang which generates .</w:t>
-      </w:r>
-      <w:proofErr w:type="spellStart"/>
-      <w:r>
-        <w:t>obj</w:t>
-      </w:r>
-      <w:proofErr w:type="spellEnd"/>
-      <w:r>
-        <w:t xml:space="preserve"> file which is machine code</w:t>
+        <w:t xml:space="preserve"> but like c lang which generates .obj file which is machine code</w:t>
       </w:r>
     </w:p>
     <w:p/>
@@ -37,43 +29,23 @@
       </w:r>
     </w:p>
     <w:p>
-      <w:proofErr w:type="spellStart"/>
-      <w:r>
-        <w:t>jdk</w:t>
-      </w:r>
-      <w:proofErr w:type="spellEnd"/>
-      <w:r>
-        <w:t xml:space="preserve"> =&gt; java development kit</w:t>
-      </w:r>
-    </w:p>
-    <w:p>
-      <w:proofErr w:type="spellStart"/>
-      <w:r>
-        <w:t>jvm</w:t>
-      </w:r>
-      <w:proofErr w:type="spellEnd"/>
-      <w:r>
-        <w:t xml:space="preserve"> =&gt; java virtual machine</w:t>
-      </w:r>
-    </w:p>
-    <w:p>
-      <w:proofErr w:type="spellStart"/>
-      <w:r>
-        <w:t>jit</w:t>
-      </w:r>
-      <w:proofErr w:type="spellEnd"/>
-      <w:r>
-        <w:t xml:space="preserve"> =&gt; just in time compiler</w:t>
-      </w:r>
-    </w:p>
-    <w:p>
-      <w:proofErr w:type="spellStart"/>
-      <w:r>
-        <w:t>jre</w:t>
-      </w:r>
-      <w:proofErr w:type="spellEnd"/>
-      <w:r>
-        <w:t xml:space="preserve"> =&gt; java runtime environment</w:t>
+      <w:r>
+        <w:t>jdk =&gt; java development kit</w:t>
+      </w:r>
+    </w:p>
+    <w:p>
+      <w:r>
+        <w:t>jvm =&gt; java virtual machine</w:t>
+      </w:r>
+    </w:p>
+    <w:p>
+      <w:r>
+        <w:t>jit =&gt; just in time compiler</w:t>
+      </w:r>
+    </w:p>
+    <w:p>
+      <w:r>
+        <w:t>jre =&gt; java runtime environment</w:t>
       </w:r>
     </w:p>
     <w:p>
@@ -173,15 +145,7 @@
         <w:t xml:space="preserve">** </w:t>
       </w:r>
       <w:r>
-        <w:t xml:space="preserve">in java static method can be </w:t>
-      </w:r>
-      <w:proofErr w:type="spellStart"/>
-      <w:r>
-        <w:t>runned</w:t>
-      </w:r>
-      <w:proofErr w:type="spellEnd"/>
-      <w:r>
-        <w:t xml:space="preserve"> without any object declaration</w:t>
+        <w:t>in java static method can be runned without any object declaration</w:t>
       </w:r>
       <w:r>
         <w:t xml:space="preserve"> **</w:t>
@@ -190,55 +154,18 @@
     <w:p/>
     <w:p>
       <w:r>
-        <w:t xml:space="preserve">String is a predefined class from </w:t>
-      </w:r>
-      <w:proofErr w:type="spellStart"/>
-      <w:r>
-        <w:t>java.lang</w:t>
-      </w:r>
-      <w:proofErr w:type="spellEnd"/>
-      <w:r>
-        <w:t xml:space="preserve"> package and </w:t>
-      </w:r>
-      <w:proofErr w:type="spellStart"/>
-      <w:r>
-        <w:t>java.lang</w:t>
-      </w:r>
-      <w:proofErr w:type="spellEnd"/>
-      <w:r>
-        <w:t xml:space="preserve"> is a default package which is not imported</w:t>
-      </w:r>
-    </w:p>
-    <w:p>
-      <w:r>
-        <w:t xml:space="preserve">In java main class </w:t>
-      </w:r>
-      <w:proofErr w:type="spellStart"/>
-      <w:r>
-        <w:t>args</w:t>
-      </w:r>
-      <w:proofErr w:type="spellEnd"/>
-      <w:r>
-        <w:t xml:space="preserve">[] is just a name which can be used as any name and </w:t>
-      </w:r>
-      <w:proofErr w:type="spellStart"/>
-      <w:r>
-        <w:t>args</w:t>
-      </w:r>
-      <w:proofErr w:type="spellEnd"/>
-      <w:r>
-        <w:t>[] is used to store collection of objects</w:t>
+        <w:t>String is a predefined class from java.lang package and java.lang is a default package which is not imported</w:t>
+      </w:r>
+    </w:p>
+    <w:p>
+      <w:r>
+        <w:t>In java main class args[] is just a name which can be used as any name and args[] is used to store collection of objects</w:t>
       </w:r>
     </w:p>
     <w:p/>
     <w:p>
-      <w:proofErr w:type="spellStart"/>
-      <w:r>
-        <w:t>System.out.println</w:t>
-      </w:r>
-      <w:proofErr w:type="spellEnd"/>
-      <w:r>
-        <w:t>(“”);</w:t>
+      <w:r>
+        <w:t>System.out.println(“”);</w:t>
       </w:r>
     </w:p>
     <w:p>
@@ -316,19 +243,14 @@
     </w:p>
     <w:p>
       <w:r>
-        <w:t xml:space="preserve">New is a keyword which is used to allocate memory to </w:t>
-      </w:r>
-      <w:proofErr w:type="spellStart"/>
-      <w:r>
-        <w:t>a</w:t>
-      </w:r>
-      <w:proofErr w:type="spellEnd"/>
-      <w:r>
-        <w:t xml:space="preserve"> object in runtime</w:t>
-      </w:r>
-    </w:p>
-    <w:p>
-      <w:r>
+        <w:t>New is a keyword which is used to allocate memory to a object in runtime</w:t>
+      </w:r>
+    </w:p>
+    <w:p>
+      <w:r>
+        <w:rPr>
+          <w:noProof/>
+        </w:rPr>
         <w:lastRenderedPageBreak/>
         <w:drawing>
           <wp:inline distT="0" distB="0" distL="0" distR="0" wp14:anchorId="2DA5C6FC" wp14:editId="589D12F7">
@@ -588,6 +510,13 @@
         <w:tabs>
           <w:tab w:val="left" w:pos="2235"/>
         </w:tabs>
+        <w:rPr>
+          <w:rFonts w:ascii="Roboto" w:hAnsi="Roboto"/>
+          <w:color w:val="202124"/>
+          <w:sz w:val="20"/>
+          <w:szCs w:val="20"/>
+          <w:shd w:val="clear" w:color="auto" w:fill="FFFFFF"/>
+        </w:rPr>
       </w:pPr>
       <w:r>
         <w:rPr>
@@ -598,6 +527,44 @@
           <w:shd w:val="clear" w:color="auto" w:fill="FFFFFF"/>
         </w:rPr>
         <w:t>10) How to Print ASCII Value in Java</w:t>
+      </w:r>
+    </w:p>
+    <w:p/>
+    <w:p>
+      <w:pPr>
+        <w:rPr>
+          <w:rFonts w:ascii="Roboto" w:hAnsi="Roboto"/>
+          <w:color w:val="202124"/>
+          <w:sz w:val="20"/>
+          <w:szCs w:val="20"/>
+          <w:shd w:val="clear" w:color="auto" w:fill="FFFFFF"/>
+        </w:rPr>
+      </w:pPr>
+    </w:p>
+    <w:p>
+      <w:r>
+        <w:t xml:space="preserve">This keyword in java </w:t>
+      </w:r>
+    </w:p>
+    <w:p>
+      <w:r>
+        <w:t>‘this’ is a keyword which describes the current class object</w:t>
+      </w:r>
+    </w:p>
+    <w:p/>
+    <w:p>
+      <w:r>
+        <w:t xml:space="preserve">Method overloading in java </w:t>
+      </w:r>
+    </w:p>
+    <w:p>
+      <w:r>
+        <w:t>A overloaded method can be identified by compiler during the compiletime itself</w:t>
+      </w:r>
+    </w:p>
+    <w:p>
+      <w:r>
+        <w:t>By checking the arguments list and type</w:t>
       </w:r>
     </w:p>
     <w:sectPr>

--- a/Core java/java.docx
+++ b/Core java/java.docx
@@ -19,7 +19,15 @@
     </w:p>
     <w:p>
       <w:r>
-        <w:t xml:space="preserve"> but like c lang which generates .obj file which is machine code</w:t>
+        <w:t xml:space="preserve"> but like c lang which generates .</w:t>
+      </w:r>
+      <w:proofErr w:type="spellStart"/>
+      <w:r>
+        <w:t>obj</w:t>
+      </w:r>
+      <w:proofErr w:type="spellEnd"/>
+      <w:r>
+        <w:t xml:space="preserve"> file which is machine code</w:t>
       </w:r>
     </w:p>
     <w:p/>
@@ -29,23 +37,43 @@
       </w:r>
     </w:p>
     <w:p>
-      <w:r>
-        <w:t>jdk =&gt; java development kit</w:t>
-      </w:r>
-    </w:p>
-    <w:p>
-      <w:r>
-        <w:t>jvm =&gt; java virtual machine</w:t>
-      </w:r>
-    </w:p>
-    <w:p>
-      <w:r>
-        <w:t>jit =&gt; just in time compiler</w:t>
-      </w:r>
-    </w:p>
-    <w:p>
-      <w:r>
-        <w:t>jre =&gt; java runtime environment</w:t>
+      <w:proofErr w:type="spellStart"/>
+      <w:r>
+        <w:t>jdk</w:t>
+      </w:r>
+      <w:proofErr w:type="spellEnd"/>
+      <w:r>
+        <w:t xml:space="preserve"> =&gt; java development kit</w:t>
+      </w:r>
+    </w:p>
+    <w:p>
+      <w:proofErr w:type="spellStart"/>
+      <w:r>
+        <w:t>jvm</w:t>
+      </w:r>
+      <w:proofErr w:type="spellEnd"/>
+      <w:r>
+        <w:t xml:space="preserve"> =&gt; java virtual machine</w:t>
+      </w:r>
+    </w:p>
+    <w:p>
+      <w:proofErr w:type="spellStart"/>
+      <w:r>
+        <w:t>jit</w:t>
+      </w:r>
+      <w:proofErr w:type="spellEnd"/>
+      <w:r>
+        <w:t xml:space="preserve"> =&gt; just in time compiler</w:t>
+      </w:r>
+    </w:p>
+    <w:p>
+      <w:proofErr w:type="spellStart"/>
+      <w:r>
+        <w:t>jre</w:t>
+      </w:r>
+      <w:proofErr w:type="spellEnd"/>
+      <w:r>
+        <w:t xml:space="preserve"> =&gt; java runtime environment</w:t>
       </w:r>
     </w:p>
     <w:p>
@@ -145,7 +173,15 @@
         <w:t xml:space="preserve">** </w:t>
       </w:r>
       <w:r>
-        <w:t>in java static method can be runned without any object declaration</w:t>
+        <w:t xml:space="preserve">in java static method can be </w:t>
+      </w:r>
+      <w:proofErr w:type="spellStart"/>
+      <w:r>
+        <w:t>runned</w:t>
+      </w:r>
+      <w:proofErr w:type="spellEnd"/>
+      <w:r>
+        <w:t xml:space="preserve"> without any object declaration</w:t>
       </w:r>
       <w:r>
         <w:t xml:space="preserve"> **</w:t>
@@ -154,18 +190,62 @@
     <w:p/>
     <w:p>
       <w:r>
-        <w:t>String is a predefined class from java.lang package and java.lang is a default package which is not imported</w:t>
-      </w:r>
-    </w:p>
-    <w:p>
-      <w:r>
-        <w:t>In java main class args[] is just a name which can be used as any name and args[] is used to store collection of objects</w:t>
-      </w:r>
-    </w:p>
-    <w:p/>
-    <w:p>
-      <w:r>
-        <w:t>System.out.println(“”);</w:t>
+        <w:t xml:space="preserve">String is a predefined class from </w:t>
+      </w:r>
+      <w:proofErr w:type="spellStart"/>
+      <w:proofErr w:type="gramStart"/>
+      <w:r>
+        <w:t>java.lang</w:t>
+      </w:r>
+      <w:proofErr w:type="spellEnd"/>
+      <w:proofErr w:type="gramEnd"/>
+      <w:r>
+        <w:t xml:space="preserve"> package and </w:t>
+      </w:r>
+      <w:proofErr w:type="spellStart"/>
+      <w:r>
+        <w:t>java.lang</w:t>
+      </w:r>
+      <w:proofErr w:type="spellEnd"/>
+      <w:r>
+        <w:t xml:space="preserve"> is a default package which is not imported</w:t>
+      </w:r>
+    </w:p>
+    <w:p>
+      <w:r>
+        <w:t xml:space="preserve">In java main class </w:t>
+      </w:r>
+      <w:proofErr w:type="spellStart"/>
+      <w:proofErr w:type="gramStart"/>
+      <w:r>
+        <w:t>args</w:t>
+      </w:r>
+      <w:proofErr w:type="spellEnd"/>
+      <w:r>
+        <w:t>[</w:t>
+      </w:r>
+      <w:proofErr w:type="gramEnd"/>
+      <w:r>
+        <w:t xml:space="preserve">] is just a name which can be used as any name and </w:t>
+      </w:r>
+      <w:proofErr w:type="spellStart"/>
+      <w:r>
+        <w:t>args</w:t>
+      </w:r>
+      <w:proofErr w:type="spellEnd"/>
+      <w:r>
+        <w:t>[] is used to store collection of objects</w:t>
+      </w:r>
+    </w:p>
+    <w:p/>
+    <w:p>
+      <w:proofErr w:type="spellStart"/>
+      <w:r>
+        <w:t>System.out.println</w:t>
+      </w:r>
+      <w:proofErr w:type="spellEnd"/>
+      <w:r>
+        <w:t>(“”);</w:t>
       </w:r>
     </w:p>
     <w:p>
@@ -243,7 +323,17 @@
     </w:p>
     <w:p>
       <w:r>
-        <w:t>New is a keyword which is used to allocate memory to a object in runtime</w:t>
+        <w:t xml:space="preserve">New is a keyword which is used to allocate memory to </w:t>
+      </w:r>
+      <w:proofErr w:type="spellStart"/>
+      <w:proofErr w:type="gramStart"/>
+      <w:r>
+        <w:t>a</w:t>
+      </w:r>
+      <w:proofErr w:type="spellEnd"/>
+      <w:proofErr w:type="gramEnd"/>
+      <w:r>
+        <w:t xml:space="preserve"> object in runtime</w:t>
       </w:r>
     </w:p>
     <w:p>
@@ -548,7 +638,16 @@
     </w:p>
     <w:p>
       <w:r>
-        <w:t>‘this’ is a keyword which describes the current class object</w:t>
+        <w:t>‘</w:t>
+      </w:r>
+      <w:r>
+        <w:rPr>
+          <w:color w:val="FF0000"/>
+        </w:rPr>
+        <w:t>this</w:t>
+      </w:r>
+      <w:r>
+        <w:t>’ is a keyword which describes the current class object</w:t>
       </w:r>
     </w:p>
     <w:p/>
@@ -558,8 +657,21 @@
       </w:r>
     </w:p>
     <w:p>
-      <w:r>
-        <w:t>A overloaded method can be identified by compiler during the compiletime itself</w:t>
+      <w:proofErr w:type="gramStart"/>
+      <w:r>
+        <w:t>A</w:t>
+      </w:r>
+      <w:proofErr w:type="gramEnd"/>
+      <w:r>
+        <w:t xml:space="preserve"> overloaded method can be identified by compiler during the </w:t>
+      </w:r>
+      <w:proofErr w:type="spellStart"/>
+      <w:r>
+        <w:t>compiletime</w:t>
+      </w:r>
+      <w:proofErr w:type="spellEnd"/>
+      <w:r>
+        <w:t xml:space="preserve"> itself</w:t>
       </w:r>
     </w:p>
     <w:p>
@@ -567,6 +679,592 @@
         <w:t>By checking the arguments list and type</w:t>
       </w:r>
     </w:p>
+    <w:p/>
+    <w:p/>
+    <w:p>
+      <w:r>
+        <w:t>Inheritance:</w:t>
+      </w:r>
+    </w:p>
+    <w:p>
+      <w:r>
+        <w:rPr>
+          <w:noProof/>
+        </w:rPr>
+        <w:lastRenderedPageBreak/>
+        <w:drawing>
+          <wp:inline distT="0" distB="0" distL="0" distR="0" wp14:anchorId="2C19FFEF" wp14:editId="7C7C384E">
+            <wp:extent cx="3515216" cy="4286848"/>
+            <wp:effectExtent l="0" t="0" r="9525" b="0"/>
+            <wp:docPr id="5" name="Picture 5"/>
+            <wp:cNvGraphicFramePr>
+              <a:graphicFrameLocks xmlns:a="http://schemas.openxmlformats.org/drawingml/2006/main" noChangeAspect="1"/>
+            </wp:cNvGraphicFramePr>
+            <a:graphic xmlns:a="http://schemas.openxmlformats.org/drawingml/2006/main">
+              <a:graphicData uri="http://schemas.openxmlformats.org/drawingml/2006/picture">
+                <pic:pic xmlns:pic="http://schemas.openxmlformats.org/drawingml/2006/picture">
+                  <pic:nvPicPr>
+                    <pic:cNvPr id="1" name=""/>
+                    <pic:cNvPicPr/>
+                  </pic:nvPicPr>
+                  <pic:blipFill>
+                    <a:blip r:embed="rId8"/>
+                    <a:stretch>
+                      <a:fillRect/>
+                    </a:stretch>
+                  </pic:blipFill>
+                  <pic:spPr>
+                    <a:xfrm>
+                      <a:off x="0" y="0"/>
+                      <a:ext cx="3515216" cy="4286848"/>
+                    </a:xfrm>
+                    <a:prstGeom prst="rect">
+                      <a:avLst/>
+                    </a:prstGeom>
+                  </pic:spPr>
+                </pic:pic>
+              </a:graphicData>
+            </a:graphic>
+          </wp:inline>
+        </w:drawing>
+      </w:r>
+    </w:p>
+    <w:p>
+      <w:r>
+        <w:t>Which class has more functionality</w:t>
+      </w:r>
+    </w:p>
+    <w:p>
+      <w:r>
+        <w:t xml:space="preserve">The sub class has always </w:t>
+      </w:r>
+      <w:proofErr w:type="gramStart"/>
+      <w:r>
+        <w:t>have</w:t>
+      </w:r>
+      <w:proofErr w:type="gramEnd"/>
+      <w:r>
+        <w:t xml:space="preserve"> more </w:t>
+      </w:r>
+      <w:proofErr w:type="spellStart"/>
+      <w:r>
+        <w:t>functionilties</w:t>
+      </w:r>
+      <w:proofErr w:type="spellEnd"/>
+    </w:p>
+    <w:p>
+      <w:r>
+        <w:t>Because it inherits the function of superclass and its own</w:t>
+      </w:r>
+    </w:p>
+    <w:p/>
+    <w:p>
+      <w:pPr>
+        <w:rPr>
+          <w:highlight w:val="yellow"/>
+        </w:rPr>
+      </w:pPr>
+      <w:r>
+        <w:rPr>
+          <w:highlight w:val="yellow"/>
+        </w:rPr>
+        <w:t xml:space="preserve">A sub class can inherit all properties from superclass but except private properties </w:t>
+      </w:r>
+    </w:p>
+    <w:p>
+      <w:r>
+        <w:rPr>
+          <w:highlight w:val="yellow"/>
+        </w:rPr>
+        <w:t>Because that will only for that class</w:t>
+      </w:r>
+      <w:r>
+        <w:rPr>
+          <w:highlight w:val="yellow"/>
+        </w:rPr>
+        <w:t xml:space="preserve"> and constructor because constructor name must be same name as the class name</w:t>
+      </w:r>
+      <w:r>
+        <w:rPr>
+          <w:highlight w:val="yellow"/>
+        </w:rPr>
+        <w:t>.</w:t>
+      </w:r>
+    </w:p>
+    <w:p>
+      <w:r>
+        <w:t xml:space="preserve">Using </w:t>
+      </w:r>
+      <w:r>
+        <w:rPr>
+          <w:color w:val="FF0000"/>
+        </w:rPr>
+        <w:t xml:space="preserve">Extends </w:t>
+      </w:r>
+      <w:r>
+        <w:t>keyword we can inherit the class</w:t>
+      </w:r>
+    </w:p>
+    <w:p>
+      <w:r>
+        <w:t xml:space="preserve">Java does not </w:t>
+      </w:r>
+      <w:proofErr w:type="gramStart"/>
+      <w:r>
+        <w:t>support  Multiple</w:t>
+      </w:r>
+      <w:proofErr w:type="gramEnd"/>
+      <w:r>
+        <w:t xml:space="preserve"> inheritance but we can achieve with the help of interface</w:t>
+      </w:r>
+    </w:p>
+    <w:p/>
+    <w:p>
+      <w:r>
+        <w:t xml:space="preserve">By </w:t>
+      </w:r>
+      <w:proofErr w:type="gramStart"/>
+      <w:r>
+        <w:t>default</w:t>
+      </w:r>
+      <w:proofErr w:type="gramEnd"/>
+      <w:r>
+        <w:t xml:space="preserve"> each and every class is child class of object</w:t>
+      </w:r>
+      <w:r>
+        <w:t xml:space="preserve"> </w:t>
+      </w:r>
+    </w:p>
+    <w:p/>
+    <w:p>
+      <w:r>
+        <w:t>Constructor invocation:</w:t>
+      </w:r>
+    </w:p>
+    <w:p>
+      <w:r>
+        <w:t xml:space="preserve">While creating object for a class which also </w:t>
+      </w:r>
+      <w:proofErr w:type="spellStart"/>
+      <w:r>
+        <w:t>contruct</w:t>
+      </w:r>
+      <w:proofErr w:type="spellEnd"/>
+      <w:r>
+        <w:t xml:space="preserve"> the </w:t>
+      </w:r>
+      <w:proofErr w:type="spellStart"/>
+      <w:r>
+        <w:t>contructor</w:t>
+      </w:r>
+      <w:proofErr w:type="spellEnd"/>
+      <w:r>
+        <w:t xml:space="preserve"> so whatever we write in constructor which will be </w:t>
+      </w:r>
+      <w:proofErr w:type="spellStart"/>
+      <w:r>
+        <w:t>excuted</w:t>
+      </w:r>
+      <w:proofErr w:type="spellEnd"/>
+    </w:p>
+    <w:p/>
+    <w:p>
+      <w:r>
+        <w:rPr>
+          <w:color w:val="FF0000"/>
+        </w:rPr>
+        <w:lastRenderedPageBreak/>
+        <w:t>Super</w:t>
+      </w:r>
+      <w:r>
+        <w:t xml:space="preserve"> keyword </w:t>
+      </w:r>
+    </w:p>
+    <w:p>
+      <w:r>
+        <w:t>Which is used call the immediate parent class or superclass of base class</w:t>
+      </w:r>
+    </w:p>
+    <w:p>
+      <w:r>
+        <w:t xml:space="preserve">In multilevel inheritance if there is a three class A B C if c is called then all the three </w:t>
+      </w:r>
+      <w:r>
+        <w:t xml:space="preserve">constructors will be called </w:t>
+      </w:r>
+      <w:r>
+        <w:t xml:space="preserve"> </w:t>
+      </w:r>
+    </w:p>
+    <w:p/>
+    <w:p>
+      <w:r>
+        <w:t xml:space="preserve">Overrides </w:t>
+      </w:r>
+    </w:p>
+    <w:p>
+      <w:r>
+        <w:t>Override is based on objects so that’s why which is called as the runtime polymorphism</w:t>
+      </w:r>
+    </w:p>
+    <w:p/>
+    <w:p>
+      <w:r>
+        <w:rPr>
+          <w:color w:val="FF0000"/>
+        </w:rPr>
+        <w:t xml:space="preserve">Final </w:t>
+      </w:r>
+      <w:r>
+        <w:t xml:space="preserve">variable or method it cannot be changed which will act as constant and cannot be </w:t>
+      </w:r>
+      <w:proofErr w:type="spellStart"/>
+      <w:r>
+        <w:t>overirde</w:t>
+      </w:r>
+      <w:proofErr w:type="spellEnd"/>
+      <w:r>
+        <w:t xml:space="preserve"> </w:t>
+      </w:r>
+    </w:p>
+    <w:p>
+      <w:proofErr w:type="gramStart"/>
+      <w:r>
+        <w:t>Ex :</w:t>
+      </w:r>
+      <w:proofErr w:type="gramEnd"/>
+      <w:r>
+        <w:t xml:space="preserve"> System class , Scanner class ..</w:t>
+      </w:r>
+    </w:p>
+    <w:p/>
+    <w:p>
+      <w:r>
+        <w:t>In java the default value is only applicable for instance but not the local variable.</w:t>
+      </w:r>
+    </w:p>
+    <w:p>
+      <w:r>
+        <w:t>There is no default value for the local variable</w:t>
+      </w:r>
+    </w:p>
+    <w:p/>
+    <w:p/>
+    <w:p/>
+    <w:p>
+      <w:r>
+        <w:t>1. Write a Java program to create a base class Animal (Animal Family) with a</w:t>
+      </w:r>
+    </w:p>
+    <w:p>
+      <w:r>
+        <w:t xml:space="preserve">method called </w:t>
+      </w:r>
+      <w:proofErr w:type="gramStart"/>
+      <w:r>
+        <w:t>Sound(</w:t>
+      </w:r>
+      <w:proofErr w:type="gramEnd"/>
+      <w:r>
+        <w:t>). Create two subclasses Bird and Cat. Override the</w:t>
+      </w:r>
+    </w:p>
+    <w:p>
+      <w:proofErr w:type="gramStart"/>
+      <w:r>
+        <w:t>Sound(</w:t>
+      </w:r>
+      <w:proofErr w:type="gramEnd"/>
+      <w:r>
+        <w:t>) method in each subclass to make a specific sound for each animal.</w:t>
+      </w:r>
+    </w:p>
+    <w:p/>
+    <w:p>
+      <w:r>
+        <w:t xml:space="preserve">2. Write a Java program to create a class Vehicle with a method called </w:t>
+      </w:r>
+      <w:proofErr w:type="spellStart"/>
+      <w:proofErr w:type="gramStart"/>
+      <w:r>
+        <w:t>speedUp</w:t>
+      </w:r>
+      <w:proofErr w:type="spellEnd"/>
+      <w:r>
+        <w:t>(</w:t>
+      </w:r>
+      <w:proofErr w:type="gramEnd"/>
+      <w:r>
+        <w:t>).</w:t>
+      </w:r>
+    </w:p>
+    <w:p>
+      <w:r>
+        <w:t xml:space="preserve">Create two subclasses Car and Bicycle. Override the </w:t>
+      </w:r>
+      <w:proofErr w:type="spellStart"/>
+      <w:proofErr w:type="gramStart"/>
+      <w:r>
+        <w:t>speedUp</w:t>
+      </w:r>
+      <w:proofErr w:type="spellEnd"/>
+      <w:r>
+        <w:t>(</w:t>
+      </w:r>
+      <w:proofErr w:type="gramEnd"/>
+      <w:r>
+        <w:t>) method in each</w:t>
+      </w:r>
+    </w:p>
+    <w:p>
+      <w:r>
+        <w:t>subclass to increase the vehicle's speed differently.</w:t>
+      </w:r>
+    </w:p>
+    <w:p/>
+    <w:p>
+      <w:r>
+        <w:t>3. Write a Java program to create a base class Shape with a method called</w:t>
+      </w:r>
+    </w:p>
+    <w:p>
+      <w:proofErr w:type="spellStart"/>
+      <w:proofErr w:type="gramStart"/>
+      <w:r>
+        <w:t>calculateArea</w:t>
+      </w:r>
+      <w:proofErr w:type="spellEnd"/>
+      <w:r>
+        <w:t>(</w:t>
+      </w:r>
+      <w:proofErr w:type="gramEnd"/>
+      <w:r>
+        <w:t>). Create three subclasses: Circle, Rectangle, and Triangle.</w:t>
+      </w:r>
+    </w:p>
+    <w:p>
+      <w:r>
+        <w:t xml:space="preserve">Override the </w:t>
+      </w:r>
+      <w:proofErr w:type="spellStart"/>
+      <w:proofErr w:type="gramStart"/>
+      <w:r>
+        <w:t>calculateArea</w:t>
+      </w:r>
+      <w:proofErr w:type="spellEnd"/>
+      <w:r>
+        <w:t>(</w:t>
+      </w:r>
+      <w:proofErr w:type="gramEnd"/>
+      <w:r>
+        <w:t>) method in each subclass to calculate and return the</w:t>
+      </w:r>
+    </w:p>
+    <w:p>
+      <w:r>
+        <w:t>shape's area.</w:t>
+      </w:r>
+    </w:p>
+    <w:p/>
+    <w:p>
+      <w:r>
+        <w:t>4. Write a Java program to create a class Employee with a method called</w:t>
+      </w:r>
+    </w:p>
+    <w:p>
+      <w:proofErr w:type="spellStart"/>
+      <w:proofErr w:type="gramStart"/>
+      <w:r>
+        <w:t>calculateSalary</w:t>
+      </w:r>
+      <w:proofErr w:type="spellEnd"/>
+      <w:r>
+        <w:t>(</w:t>
+      </w:r>
+      <w:proofErr w:type="gramEnd"/>
+      <w:r>
+        <w:t>). Create two subclasses Manager and Programmer. In each</w:t>
+      </w:r>
+    </w:p>
+    <w:p>
+      <w:r>
+        <w:lastRenderedPageBreak/>
+        <w:t xml:space="preserve">subclass, override the </w:t>
+      </w:r>
+      <w:proofErr w:type="spellStart"/>
+      <w:proofErr w:type="gramStart"/>
+      <w:r>
+        <w:t>calculateSalary</w:t>
+      </w:r>
+      <w:proofErr w:type="spellEnd"/>
+      <w:r>
+        <w:t>(</w:t>
+      </w:r>
+      <w:proofErr w:type="gramEnd"/>
+      <w:r>
+        <w:t>) method to calculate and return the salary</w:t>
+      </w:r>
+    </w:p>
+    <w:p>
+      <w:r>
+        <w:t>based on their specific roles.</w:t>
+      </w:r>
+    </w:p>
+    <w:p/>
+    <w:p>
+      <w:r>
+        <w:t xml:space="preserve">5. Write a Java program to create a base class Sports with a method called </w:t>
+      </w:r>
+      <w:proofErr w:type="gramStart"/>
+      <w:r>
+        <w:t>play(</w:t>
+      </w:r>
+      <w:proofErr w:type="gramEnd"/>
+      <w:r>
+        <w:t>).</w:t>
+      </w:r>
+    </w:p>
+    <w:p>
+      <w:r>
+        <w:t xml:space="preserve">Create three subclasses: Football, Basketball, and Rugby. Override the </w:t>
+      </w:r>
+      <w:proofErr w:type="gramStart"/>
+      <w:r>
+        <w:t>play(</w:t>
+      </w:r>
+      <w:proofErr w:type="gramEnd"/>
+      <w:r>
+        <w:t>)</w:t>
+      </w:r>
+    </w:p>
+    <w:p>
+      <w:r>
+        <w:t>method in each subclass to play a specific statement for each sport.</w:t>
+      </w:r>
+    </w:p>
+    <w:p/>
+    <w:p>
+      <w:r>
+        <w:t xml:space="preserve">6. Write a Java program to create a class Shape with methods </w:t>
+      </w:r>
+      <w:proofErr w:type="spellStart"/>
+      <w:proofErr w:type="gramStart"/>
+      <w:r>
+        <w:t>getArea</w:t>
+      </w:r>
+      <w:proofErr w:type="spellEnd"/>
+      <w:r>
+        <w:t>(</w:t>
+      </w:r>
+      <w:proofErr w:type="gramEnd"/>
+      <w:r>
+        <w:t>) and</w:t>
+      </w:r>
+    </w:p>
+    <w:p>
+      <w:proofErr w:type="spellStart"/>
+      <w:proofErr w:type="gramStart"/>
+      <w:r>
+        <w:t>getPerimeter</w:t>
+      </w:r>
+      <w:proofErr w:type="spellEnd"/>
+      <w:r>
+        <w:t>(</w:t>
+      </w:r>
+      <w:proofErr w:type="gramEnd"/>
+      <w:r>
+        <w:t>). Create three subclasses: Circle, Rectangle, and Triangle. Override</w:t>
+      </w:r>
+    </w:p>
+    <w:p>
+      <w:r>
+        <w:t xml:space="preserve">the </w:t>
+      </w:r>
+      <w:proofErr w:type="spellStart"/>
+      <w:proofErr w:type="gramStart"/>
+      <w:r>
+        <w:t>getArea</w:t>
+      </w:r>
+      <w:proofErr w:type="spellEnd"/>
+      <w:r>
+        <w:t>(</w:t>
+      </w:r>
+      <w:proofErr w:type="gramEnd"/>
+      <w:r>
+        <w:t xml:space="preserve">) and </w:t>
+      </w:r>
+      <w:proofErr w:type="spellStart"/>
+      <w:r>
+        <w:t>getPerimeter</w:t>
+      </w:r>
+      <w:proofErr w:type="spellEnd"/>
+      <w:r>
+        <w:t>() methods in each subclass to calculate and</w:t>
+      </w:r>
+    </w:p>
+    <w:p>
+      <w:r>
+        <w:t>return the area and perimeter of the respective shapes.</w:t>
+      </w:r>
+    </w:p>
+    <w:p/>
+    <w:p>
+      <w:r>
+        <w:t xml:space="preserve">7. Write a Java program to create a base class Animal with methods </w:t>
+      </w:r>
+      <w:proofErr w:type="gramStart"/>
+      <w:r>
+        <w:t>move(</w:t>
+      </w:r>
+      <w:proofErr w:type="gramEnd"/>
+      <w:r>
+        <w:t>) and</w:t>
+      </w:r>
+    </w:p>
+    <w:p>
+      <w:proofErr w:type="spellStart"/>
+      <w:proofErr w:type="gramStart"/>
+      <w:r>
+        <w:t>makeSound</w:t>
+      </w:r>
+      <w:proofErr w:type="spellEnd"/>
+      <w:r>
+        <w:t>(</w:t>
+      </w:r>
+      <w:proofErr w:type="gramEnd"/>
+      <w:r>
+        <w:t xml:space="preserve">). Create two subclasses Bird and Panthera. Override the </w:t>
+      </w:r>
+      <w:proofErr w:type="gramStart"/>
+      <w:r>
+        <w:t>move(</w:t>
+      </w:r>
+      <w:proofErr w:type="gramEnd"/>
+      <w:r>
+        <w:t>)</w:t>
+      </w:r>
+    </w:p>
+    <w:p>
+      <w:r>
+        <w:t>method in each subclass to describe how each animal moves. Also, override the</w:t>
+      </w:r>
+    </w:p>
+    <w:p>
+      <w:proofErr w:type="spellStart"/>
+      <w:proofErr w:type="gramStart"/>
+      <w:r>
+        <w:t>makeSound</w:t>
+      </w:r>
+      <w:proofErr w:type="spellEnd"/>
+      <w:r>
+        <w:t>(</w:t>
+      </w:r>
+      <w:proofErr w:type="gramEnd"/>
+      <w:r>
+        <w:t>) method in each subclass to make a specific sound for each animal.</w:t>
+      </w:r>
+    </w:p>
+    <w:p/>
     <w:sectPr>
       <w:pgSz w:w="11906" w:h="16838"/>
       <w:pgMar w:top="1440" w:right="1440" w:bottom="1440" w:left="1440" w:header="708" w:footer="708" w:gutter="0"/>
